--- a/docs/yeu-cau/08_Sprint4_UseCases_BusinessRules.docx
+++ b/docs/yeu-cau/08_Sprint4_UseCases_BusinessRules.docx
@@ -12,7 +12,7 @@
     </w:p>
     <w:p>
       <w:r>
-        <w:t xml:space="preserve">Phạm vi chốt 26/10/2026, bổ sung phân công 29/10: Bảo nhận toàn bộ task Nhanh. Không làm AI/kế hoạch tập luyện đã huỷ. Hồ sơ do Khôi, FE tổng kết do Khải.</w:t>
+        <w:t>Phạm vi hiện hành 29/10/2026: không làm AI/kế hoạch tập luyện. Bảo phụ trách toàn bộ nền dữ liệu, BE tổng kết/đánh giá, báo cáo BE/FE và tài liệu/demo; Khôi làm hồ sơ full-stack; Khải làm FE tổng kết/đánh giá và kiểm thử. Task sheet Sprint 4 và bảng phân chia UC đã đồng bộ.</w:t>
       </w:r>
     </w:p>
     <w:p>
